--- a/使用手册.docx
+++ b/使用手册.docx
@@ -63,7 +63,7 @@
           <w:color w:val="8A8A8A"/>
           <w:sz w:val="19"/>
         </w:rPr>
-        <w:t>版本 v2.0 ｜ 更新 2026-08-16 ｜ 内置 + 外部题库 ｜ 开源 Apache-2.0</w:t>
+        <w:t>版本 v2.1 ｜ 更新 2026-08-16 ｜ 内置 + 外部题库 ｜ 图形题可视化 ｜ Apache-2.0</w:t>
       </w:r>
     </w:p>
     <w:p>
@@ -106,7 +106,7 @@
           <w:color w:val="212121"/>
           <w:sz w:val="22"/>
         </w:rPr>
-        <w:t>安装依赖：pip install -r requirements.txt</w:t>
+        <w:t>安装依赖：pip install -r requirements.txt（含 Flask、reasoning-gym、pillow）</w:t>
       </w:r>
     </w:p>
     <w:p>
@@ -126,7 +126,7 @@
           <w:color w:val="212121"/>
           <w:sz w:val="22"/>
         </w:rPr>
-        <w:t>初始化内置题库：python cli.py seed（载入 5 道种子题），再运行 python cli.py generate 60 --seed 42 生成一批题目</w:t>
+        <w:t>初始化内置题库：python cli.py seed，再运行 python cli.py generate 60 --seed 42</w:t>
       </w:r>
     </w:p>
     <w:p>
@@ -146,7 +146,7 @@
           <w:color w:val="212121"/>
           <w:sz w:val="22"/>
         </w:rPr>
-        <w:t>启动网页：python app.py --port 5000</w:t>
+        <w:t>启动网页：python app.py --port 5000，打开 http://127.0.0.1:5000</w:t>
       </w:r>
     </w:p>
     <w:p>
@@ -166,27 +166,7 @@
           <w:color w:val="212121"/>
           <w:sz w:val="22"/>
         </w:rPr>
-        <w:t>浏览器打开 http://127.0.0.1:5000，输入名字创建儿童档案</w:t>
-      </w:r>
-    </w:p>
-    <w:p>
-      <w:pPr>
-        <w:spacing w:after="80" w:line="300" w:lineRule="auto"/>
-        <w:ind w:left="540" w:hanging="271"/>
-        <w:numPr>
-          <w:ilvl w:val="0"/>
-          <w:numId w:val="2"/>
-        </w:numPr>
-      </w:pPr>
-      <w:r>
-        <w:rPr>
-          <w:rFonts w:ascii="Calibri" w:hAnsi="Calibri" w:eastAsia="Microsoft YaHei"/>
-          <w:b w:val="0"/>
-          <w:i w:val="0"/>
-          <w:color w:val="212121"/>
-          <w:sz w:val="22"/>
-        </w:rPr>
-        <w:t>选择题库与难度，开始答题</w:t>
+        <w:t>输入名字创建儿童档案，选择题库与难度开始答题</w:t>
       </w:r>
     </w:p>
     <w:tbl>
@@ -244,7 +224,7 @@
                 <w:color w:val="212121"/>
                 <w:sz w:val="20"/>
               </w:rPr>
-              <w:t>首次启动 Web 会自动载入种子题并生成 40 道内置题；想体验外部题库，先按第三节的命令导入并审核。</w:t>
+              <w:t>首次启动 Web 会自动载入种子题并生成 40 道内置题；外部题库（BIG-bench / LogiQA / Reasoning Gym）按第三节导入。</w:t>
             </w:r>
           </w:p>
         </w:tc>
@@ -337,7 +317,7 @@
           <w:color w:val="212121"/>
           <w:sz w:val="22"/>
         </w:rPr>
-        <w:t>选外部题库时：先选来源（BIG-bench / LogiQA2.0），再选语言（中文版 / English 原文）</w:t>
+        <w:t>选外部题库时：先选来源（BIG-bench / LogiQA2.0 / Reasoning Gym），再选语言（中文版优先展示儿童化改写，可切 English 原文）</w:t>
       </w:r>
     </w:p>
     <w:p>
@@ -397,7 +377,7 @@
           <w:color w:val="212121"/>
           <w:sz w:val="22"/>
         </w:rPr>
-        <w:t>下一题保持同库同难度；随时 🔁 换难度、🌐 换题库</w:t>
+        <w:t>下一题保持同库同难度；同一会话最近出的题不会立刻重复</w:t>
       </w:r>
     </w:p>
     <w:p>
@@ -412,7 +392,7 @@
           <w:color w:val="2E74B5"/>
           <w:sz w:val="26"/>
         </w:rPr>
-        <w:t>2.2 能力画像</w:t>
+        <w:t>2.2 图形题可视化</w:t>
       </w:r>
     </w:p>
     <w:p>
@@ -432,7 +412,7 @@
           <w:color w:val="212121"/>
           <w:sz w:val="22"/>
         </w:rPr>
-        <w:t>“我的画像”（/profile）显示答题总数与累计星星</w:t>
+        <w:t>迷宫、ARC 格子找规律、长方形计数等图形题，会自动显示渲染好的图片（墙/通道/起点 S/终点 G 着色），不再看纯文本</w:t>
       </w:r>
     </w:p>
     <w:p>
@@ -452,7 +432,62 @@
           <w:color w:val="212121"/>
           <w:sz w:val="22"/>
         </w:rPr>
-        <w:t>🧠 能力维度：按 10 大能力统计掌握度（演绎逻辑、模式规律、排序约束、关系推理……）</w:t>
+        <w:t>图片按需生成：GET /api/question/&lt;id&gt;/visual</w:t>
+      </w:r>
+    </w:p>
+    <w:p>
+      <w:pPr>
+        <w:pStyle w:val="Heading2"/>
+      </w:pPr>
+      <w:r>
+        <w:rPr>
+          <w:rFonts w:ascii="Calibri" w:hAnsi="Calibri" w:eastAsia="Microsoft YaHei"/>
+          <w:b/>
+          <w:i w:val="0"/>
+          <w:color w:val="2E74B5"/>
+          <w:sz w:val="26"/>
+        </w:rPr>
+        <w:t>2.3 能力画像</w:t>
+      </w:r>
+    </w:p>
+    <w:p>
+      <w:pPr>
+        <w:spacing w:after="80" w:line="300" w:lineRule="auto"/>
+        <w:ind w:left="540" w:hanging="271"/>
+        <w:numPr>
+          <w:ilvl w:val="0"/>
+          <w:numId w:val="1"/>
+        </w:numPr>
+      </w:pPr>
+      <w:r>
+        <w:rPr>
+          <w:rFonts w:ascii="Calibri" w:hAnsi="Calibri" w:eastAsia="Microsoft YaHei"/>
+          <w:b w:val="0"/>
+          <w:i w:val="0"/>
+          <w:color w:val="212121"/>
+          <w:sz w:val="22"/>
+        </w:rPr>
+        <w:t>“我的画像”（/profile）：答题总数、累计星星</w:t>
+      </w:r>
+    </w:p>
+    <w:p>
+      <w:pPr>
+        <w:spacing w:after="80" w:line="300" w:lineRule="auto"/>
+        <w:ind w:left="540" w:hanging="271"/>
+        <w:numPr>
+          <w:ilvl w:val="0"/>
+          <w:numId w:val="1"/>
+        </w:numPr>
+      </w:pPr>
+      <w:r>
+        <w:rPr>
+          <w:rFonts w:ascii="Calibri" w:hAnsi="Calibri" w:eastAsia="Microsoft YaHei"/>
+          <w:b w:val="0"/>
+          <w:i w:val="0"/>
+          <w:color w:val="212121"/>
+          <w:sz w:val="22"/>
+        </w:rPr>
+        <w:t>🧠 能力维度：按 10 大能力统计掌握度</w:t>
       </w:r>
     </w:p>
     <w:p>
@@ -530,7 +565,7 @@
                 <w:color w:val="212121"/>
                 <w:sz w:val="20"/>
               </w:rPr>
-              <w:t>儿童界面只展示题干、选项与提示，答案和逻辑表达式都在服务端，不会泄露。</w:t>
+              <w:t>儿童界面只展示题干、选项与提示，答案和逻辑表达式都在服务端。</w:t>
             </w:r>
           </w:p>
         </w:tc>
@@ -848,6 +883,48 @@
           </w:p>
         </w:tc>
       </w:tr>
+      <w:tr>
+        <w:tc>
+          <w:tcPr>
+            <w:tcW w:w="3000" w:type="dxa"/>
+          </w:tcPr>
+          <w:p>
+            <w:pPr>
+              <w:spacing w:before="40" w:after="40" w:line="276" w:lineRule="auto"/>
+            </w:pPr>
+            <w:r>
+              <w:rPr>
+                <w:rFonts w:ascii="Calibri" w:hAnsi="Calibri" w:eastAsia="Microsoft YaHei"/>
+                <w:b w:val="0"/>
+                <w:i w:val="0"/>
+                <w:color w:val="212121"/>
+                <w:sz w:val="20"/>
+              </w:rPr>
+              <w:t>python cli.py analyze-bank</w:t>
+            </w:r>
+          </w:p>
+        </w:tc>
+        <w:tc>
+          <w:tcPr>
+            <w:tcW w:w="6360" w:type="dxa"/>
+          </w:tcPr>
+          <w:p>
+            <w:pPr>
+              <w:spacing w:before="40" w:after="40" w:line="276" w:lineRule="auto"/>
+            </w:pPr>
+            <w:r>
+              <w:rPr>
+                <w:rFonts w:ascii="Calibri" w:hAnsi="Calibri" w:eastAsia="Microsoft YaHei"/>
+                <w:b w:val="0"/>
+                <w:i w:val="0"/>
+                <w:color w:val="212121"/>
+                <w:sz w:val="20"/>
+              </w:rPr>
+              <w:t>题库质量分析（能力空缺/难度/层级/许可证）</w:t>
+            </w:r>
+          </w:p>
+        </w:tc>
+      </w:tr>
     </w:tbl>
     <w:p>
       <w:pPr>
@@ -901,7 +978,7 @@
           <w:color w:val="212121"/>
           <w:sz w:val="22"/>
         </w:rPr>
-        <w:t>查看待审队列：python cli.py review</w:t>
+        <w:t>Reasoning Gym（程序化生成）：python cli.py import reasoning_gym --task maze --limit 15 --seed 42</w:t>
       </w:r>
     </w:p>
     <w:p>
@@ -921,7 +998,7 @@
           <w:color w:val="212121"/>
           <w:sz w:val="22"/>
         </w:rPr>
-        <w:t>审核入库：python cli.py review --approve &lt;题目id&gt;；无 DSL 的自然语言题需加 --force（人工抽检后）</w:t>
+        <w:t>查看待审队列：python cli.py review；审核入库：review --approve &lt;id&gt;（无 DSL 加 --force，可 --approve-all）</w:t>
       </w:r>
     </w:p>
     <w:p>
@@ -941,7 +1018,7 @@
           <w:color w:val="212121"/>
           <w:sz w:val="22"/>
         </w:rPr>
-        <w:t>生成中文版：python cli.py external translate</w:t>
+        <w:t>批量补翻译/儿童版：python cli.py external translate reasoning_gym</w:t>
       </w:r>
     </w:p>
     <w:p>
@@ -1935,7 +2012,7 @@
       <w:tblPr>
         <w:jc w:val="left"/>
         <w:tblLook w:firstColumn="1" w:firstRow="1" w:lastColumn="0" w:lastRow="0" w:noHBand="0" w:noVBand="1" w:val="04A0"/>
-        <w:tblW w:w="9360" w:type="dxa"/>
+        <w:tblW w:w="9560" w:type="dxa"/>
         <w:tblInd w:w="120" w:type="dxa"/>
         <w:tblBorders>
           <w:top w:val="single" w:sz="4" w:space="0" w:color="C9D4E4"/>
@@ -1955,8 +2032,8 @@
       <w:tblGrid>
         <w:gridCol w:w="2500"/>
         <w:gridCol w:w="2200"/>
-        <w:gridCol w:w="1200"/>
-        <w:gridCol w:w="2160"/>
+        <w:gridCol w:w="1100"/>
+        <w:gridCol w:w="2460"/>
         <w:gridCol w:w="1300"/>
       </w:tblGrid>
       <w:tr>
@@ -2007,7 +2084,7 @@
         </w:tc>
         <w:tc>
           <w:tcPr>
-            <w:tcW w:w="1200" w:type="dxa"/>
+            <w:tcW w:w="1100" w:type="dxa"/>
             <w:shd w:val="clear" w:fill="E8EEF5"/>
           </w:tcPr>
           <w:p>
@@ -2028,7 +2105,7 @@
         </w:tc>
         <w:tc>
           <w:tcPr>
-            <w:tcW w:w="2160" w:type="dxa"/>
+            <w:tcW w:w="2460" w:type="dxa"/>
             <w:shd w:val="clear" w:fill="E8EEF5"/>
           </w:tcPr>
           <w:p>
@@ -2112,7 +2189,7 @@
         </w:tc>
         <w:tc>
           <w:tcPr>
-            <w:tcW w:w="1200" w:type="dxa"/>
+            <w:tcW w:w="1100" w:type="dxa"/>
           </w:tcPr>
           <w:p>
             <w:pPr>
@@ -2132,7 +2209,7 @@
         </w:tc>
         <w:tc>
           <w:tcPr>
-            <w:tcW w:w="2160" w:type="dxa"/>
+            <w:tcW w:w="2460" w:type="dxa"/>
           </w:tcPr>
           <w:p>
             <w:pPr>
@@ -2214,7 +2291,7 @@
         </w:tc>
         <w:tc>
           <w:tcPr>
-            <w:tcW w:w="1200" w:type="dxa"/>
+            <w:tcW w:w="1100" w:type="dxa"/>
           </w:tcPr>
           <w:p>
             <w:pPr>
@@ -2234,7 +2311,7 @@
         </w:tc>
         <w:tc>
           <w:tcPr>
-            <w:tcW w:w="2160" w:type="dxa"/>
+            <w:tcW w:w="2460" w:type="dxa"/>
           </w:tcPr>
           <w:p>
             <w:pPr>
@@ -2269,6 +2346,108 @@
                 <w:sz w:val="20"/>
               </w:rPr>
               <w:t>中文</w:t>
+            </w:r>
+          </w:p>
+        </w:tc>
+      </w:tr>
+      <w:tr>
+        <w:tc>
+          <w:tcPr>
+            <w:tcW w:w="2500" w:type="dxa"/>
+          </w:tcPr>
+          <w:p>
+            <w:pPr>
+              <w:spacing w:before="40" w:after="40" w:line="276" w:lineRule="auto"/>
+            </w:pPr>
+            <w:r>
+              <w:rPr>
+                <w:rFonts w:ascii="Calibri" w:hAnsi="Calibri" w:eastAsia="Microsoft YaHei"/>
+                <w:b w:val="0"/>
+                <w:i w:val="0"/>
+                <w:color w:val="212121"/>
+                <w:sz w:val="20"/>
+              </w:rPr>
+              <w:t>Reasoning Gym</w:t>
+            </w:r>
+          </w:p>
+        </w:tc>
+        <w:tc>
+          <w:tcPr>
+            <w:tcW w:w="2200" w:type="dxa"/>
+          </w:tcPr>
+          <w:p>
+            <w:pPr>
+              <w:spacing w:before="40" w:after="40" w:line="276" w:lineRule="auto"/>
+            </w:pPr>
+            <w:r>
+              <w:rPr>
+                <w:rFonts w:ascii="Calibri" w:hAnsi="Calibri" w:eastAsia="Microsoft YaHei"/>
+                <w:b w:val="0"/>
+                <w:i w:val="0"/>
+                <w:color w:val="212121"/>
+                <w:sz w:val="20"/>
+              </w:rPr>
+              <w:t>Apache-2.0（可商用）</w:t>
+            </w:r>
+          </w:p>
+        </w:tc>
+        <w:tc>
+          <w:tcPr>
+            <w:tcW w:w="1100" w:type="dxa"/>
+          </w:tcPr>
+          <w:p>
+            <w:pPr>
+              <w:spacing w:before="40" w:after="40" w:line="276" w:lineRule="auto"/>
+            </w:pPr>
+            <w:r>
+              <w:rPr>
+                <w:rFonts w:ascii="Calibri" w:hAnsi="Calibri" w:eastAsia="Microsoft YaHei"/>
+                <w:b w:val="0"/>
+                <w:i w:val="0"/>
+                <w:color w:val="212121"/>
+                <w:sz w:val="20"/>
+              </w:rPr>
+              <w:t>165</w:t>
+            </w:r>
+          </w:p>
+        </w:tc>
+        <w:tc>
+          <w:tcPr>
+            <w:tcW w:w="2460" w:type="dxa"/>
+          </w:tcPr>
+          <w:p>
+            <w:pPr>
+              <w:spacing w:before="40" w:after="40" w:line="276" w:lineRule="auto"/>
+            </w:pPr>
+            <w:r>
+              <w:rPr>
+                <w:rFonts w:ascii="Calibri" w:hAnsi="Calibri" w:eastAsia="Microsoft YaHei"/>
+                <w:b w:val="0"/>
+                <w:i w:val="0"/>
+                <w:color w:val="212121"/>
+                <w:sz w:val="20"/>
+              </w:rPr>
+              <w:t>11 类任务：真假人/三段论/亲属关系/数列/算式/字母计数/长方形计数/图形规律/迷宫/时间间隔</w:t>
+            </w:r>
+          </w:p>
+        </w:tc>
+        <w:tc>
+          <w:tcPr>
+            <w:tcW w:w="1300" w:type="dxa"/>
+          </w:tcPr>
+          <w:p>
+            <w:pPr>
+              <w:spacing w:before="40" w:after="40" w:line="276" w:lineRule="auto"/>
+            </w:pPr>
+            <w:r>
+              <w:rPr>
+                <w:rFonts w:ascii="Calibri" w:hAnsi="Calibri" w:eastAsia="Microsoft YaHei"/>
+                <w:b w:val="0"/>
+                <w:i w:val="0"/>
+                <w:color w:val="212121"/>
+                <w:sz w:val="20"/>
+              </w:rPr>
+              <w:t>中文儿童版 + 英文</w:t>
             </w:r>
           </w:p>
         </w:tc>
@@ -2329,7 +2508,7 @@
                 <w:color w:val="212121"/>
                 <w:sz w:val="20"/>
               </w:rPr>
-              <w:t>外部题先进入待审队列，审核通过后才在外部题库中出现；LogiQA 为非商业许可，仅限研究/非商业用途。</w:t>
+              <w:t>外部题先进入待审队列，审核通过后才在外部题库中出现；LogiQA 为非商业许可，仅限研究/非商业用途。Reasoning Gym 为实验层（B 级），建议人工抽检后使用。</w:t>
             </w:r>
           </w:p>
         </w:tc>
@@ -2855,7 +3034,7 @@
           <w:color w:val="2E74B5"/>
           <w:sz w:val="26"/>
         </w:rPr>
-        <w:t>4.4 质量分级与儿童适配</w:t>
+        <w:t>4.4 质量分级、儿童适配与图形化</w:t>
       </w:r>
     </w:p>
     <w:p>
@@ -2875,7 +3054,7 @@
           <w:color w:val="212121"/>
           <w:sz w:val="22"/>
         </w:rPr>
-        <w:t>质量分级 quality：A=已验证且儿童语言审核；B=逻辑正确但机器翻译；C=仅外部答案、人工抽检</w:t>
+        <w:t>质量分级 quality：A=已验证且儿童语言审核；B=逻辑正确但机器翻译/儿童化改写待定；C=仅外部答案、人工抽检</w:t>
       </w:r>
     </w:p>
     <w:p>
@@ -2895,7 +3074,7 @@
           <w:color w:val="212121"/>
           <w:sz w:val="22"/>
         </w:rPr>
-        <w:t>儿童适配层：6 维评分（阅读水平/语言复杂度/抽象度/推理深度/计算量/文化依赖），未翻译英文题会自动判为不适合</w:t>
+        <w:t>儿童化改写：Reasoning Gym 题目有 zh_child（儿童语言版，如“小蚂蚁走迷宫”“小动物排队找规律”），Web 中文版优先展示</w:t>
       </w:r>
     </w:p>
     <w:p>
@@ -2915,7 +3094,27 @@
           <w:color w:val="212121"/>
           <w:sz w:val="22"/>
         </w:rPr>
-        <w:t>二维难度：认知负荷/推理深度/语言负担/干扰强度/计算负担 5 个维度</w:t>
+        <w:t>儿童适配层：6 维评分（阅读水平/语言复杂度/抽象度/推理深度/计算量/文化依赖）</w:t>
+      </w:r>
+    </w:p>
+    <w:p>
+      <w:pPr>
+        <w:spacing w:after="80" w:line="300" w:lineRule="auto"/>
+        <w:ind w:left="540" w:hanging="271"/>
+        <w:numPr>
+          <w:ilvl w:val="0"/>
+          <w:numId w:val="1"/>
+        </w:numPr>
+      </w:pPr>
+      <w:r>
+        <w:rPr>
+          <w:rFonts w:ascii="Calibri" w:hAnsi="Calibri" w:eastAsia="Microsoft YaHei"/>
+          <w:b w:val="0"/>
+          <w:i w:val="0"/>
+          <w:color w:val="212121"/>
+          <w:sz w:val="22"/>
+        </w:rPr>
+        <w:t>图形化渲染：迷宫/ARC 格子/长方形计数自动转成图片（Pillow 按需生成，无需存储图片文件）</w:t>
       </w:r>
     </w:p>
     <w:p>
@@ -3010,7 +3209,27 @@
           <w:color w:val="212121"/>
           <w:sz w:val="22"/>
         </w:rPr>
-        <w:t>遇到英文题？在外部题库选择时选“中文版”。</w:t>
+        <w:t>遇到英文题？在外部题库选择时选“中文版”（儿童化改写优先）。</w:t>
+      </w:r>
+    </w:p>
+    <w:p>
+      <w:pPr>
+        <w:spacing w:after="80" w:line="300" w:lineRule="auto"/>
+        <w:ind w:left="540" w:hanging="271"/>
+        <w:numPr>
+          <w:ilvl w:val="0"/>
+          <w:numId w:val="1"/>
+        </w:numPr>
+      </w:pPr>
+      <w:r>
+        <w:rPr>
+          <w:rFonts w:ascii="Calibri" w:hAnsi="Calibri" w:eastAsia="Microsoft YaHei"/>
+          <w:b w:val="0"/>
+          <w:i w:val="0"/>
+          <w:color w:val="212121"/>
+          <w:sz w:val="22"/>
+        </w:rPr>
+        <w:t>图形题（迷宫/格子）怎么显示？Web 端自动渲染成图片，不需要额外操作。</w:t>
       </w:r>
     </w:p>
     <w:p>
